--- a/tests/fixtures/sample_edge.docx
+++ b/tests/fixtures/sample_edge.docx
@@ -316,6 +316,487 @@
                         <w:t>図1　テキストボックス内のキャプション</w:t>
                       </w:r>
                     </w:p>
+                  </w:txbxContent>
+                </v:textbox>
+              </v:shape>
+            </w:pict>
+          </mc:Fallback>
+        </mc:AlternateContent>
+      </w:r>
+    </w:p>
+    <w:p xmlns:a="http://schemas.openxmlformats.org/drawingml/2006/main">
+      <w:pPr>
+        <w:pStyle w:val="af5"/>
+      </w:pPr>
+      <w:r>
+        <w:t>図2は表で組んだ問題の例。</w:t>
+      </w:r>
+      <w:r>
+        <mc:AlternateContent>
+          <mc:Choice Requires="wps">
+            <w:drawing>
+              <wp:anchor distT="0" distB="0" distL="0" distR="0" simplePos="0" relativeHeight="1" behindDoc="0" locked="0" layoutInCell="1" allowOverlap="1">
+                <wp:simplePos x="0" y="0"/>
+                <wp:positionH relativeFrom="column">
+                  <wp:posOffset>0</wp:posOffset>
+                </wp:positionH>
+                <wp:positionV relativeFrom="paragraph">
+                  <wp:posOffset>0</wp:posOffset>
+                </wp:positionV>
+                <wp:extent cx="2000000" cy="1200000"/>
+                <wp:wrapNone/>
+                <wp:docPr id="202" name="テキスト ボックス"/>
+                <a:graphic>
+                  <a:graphicData uri="http://schemas.microsoft.com/office/word/2010/wordprocessingShape">
+                    <wps:wsp>
+                      <wps:txbx>
+                        <w:txbxContent>
+                          <w:tbl>
+                            <w:tblPr>
+                              <w:tblStyle w:val="a5"/>
+                              <w:tblW w:w="0" w:type="auto"/>
+                            </w:tblPr>
+                            <w:tblGrid>
+                              <w:gridCol w:w="2000"/>
+                            </w:tblGrid>
+                            <w:tr>
+                              <w:tc>
+                                <w:tcPr>
+                                  <w:tcW w:w="2000" w:type="dxa"/>
+                                </w:tcPr>
+                                <w:p>
+                                  <w:pPr>
+                                    <w:pStyle w:val="af5"/>
+                                  </w:pPr>
+                                  <w:r>
+                                    <w:t>問1　架空の問題文である。</w:t>
+                                  </w:r>
+                                </w:p>
+                              </w:tc>
+                            </w:tr>
+                            <w:tr>
+                              <w:tc>
+                                <w:tcPr>
+                                  <w:tcW w:w="2000" w:type="dxa"/>
+                                </w:tcPr>
+                                <w:p>
+                                  <w:pPr>
+                                    <w:pStyle w:val="af5"/>
+                                  </w:pPr>
+                                  <w:r>
+                                    <w:t>問2　もう一つの問題文である。</w:t>
+                                  </w:r>
+                                </w:p>
+                              </w:tc>
+                            </w:tr>
+                          </w:tbl>
+                          <w:p>
+                            <w:pPr>
+                              <w:pStyle w:val="af5"/>
+                            </w:pPr>
+                            <w:r>
+                              <w:t>図2　テキストボックス内の表で組んだ問題</w:t>
+                            </w:r>
+                          </w:p>
+                        </w:txbxContent>
+                      </wps:txbx>
+                      <wps:bodyPr/>
+                    </wps:wsp>
+                  </a:graphicData>
+                </a:graphic>
+              </wp:anchor>
+            </w:drawing>
+          </mc:Choice>
+          <mc:Fallback>
+            <w:pict>
+              <v:shape>
+                <v:textbox>
+                  <w:txbxContent>
+                    <w:tbl>
+                      <w:tblPr>
+                        <w:tblStyle w:val="a5"/>
+                        <w:tblW w:w="0" w:type="auto"/>
+                      </w:tblPr>
+                      <w:tblGrid>
+                        <w:gridCol w:w="2000"/>
+                      </w:tblGrid>
+                      <w:tr>
+                        <w:tc>
+                          <w:tcPr>
+                            <w:tcW w:w="2000" w:type="dxa"/>
+                          </w:tcPr>
+                          <w:p>
+                            <w:pPr>
+                              <w:pStyle w:val="af5"/>
+                            </w:pPr>
+                            <w:r>
+                              <w:t>問1　架空の問題文である。</w:t>
+                            </w:r>
+                          </w:p>
+                        </w:tc>
+                      </w:tr>
+                      <w:tr>
+                        <w:tc>
+                          <w:tcPr>
+                            <w:tcW w:w="2000" w:type="dxa"/>
+                          </w:tcPr>
+                          <w:p>
+                            <w:pPr>
+                              <w:pStyle w:val="af5"/>
+                            </w:pPr>
+                            <w:r>
+                              <w:t>問2　もう一つの問題文である。</w:t>
+                            </w:r>
+                          </w:p>
+                        </w:tc>
+                      </w:tr>
+                    </w:tbl>
+                    <w:p>
+                      <w:pPr>
+                        <w:pStyle w:val="af5"/>
+                      </w:pPr>
+                      <w:r>
+                        <w:t>図2　テキストボックス内の表で組んだ問題</w:t>
+                      </w:r>
+                    </w:p>
+                  </w:txbxContent>
+                </v:textbox>
+              </v:shape>
+            </w:pict>
+          </mc:Fallback>
+        </mc:AlternateContent>
+      </w:r>
+    </w:p>
+    <w:p xmlns:a="http://schemas.openxmlformats.org/drawingml/2006/main" xmlns:pic="http://schemas.openxmlformats.org/drawingml/2006/picture">
+      <w:pPr>
+        <w:pStyle w:val="af5"/>
+      </w:pPr>
+      <w:r>
+        <w:t>図3はテキストボックス内の画像の例。</w:t>
+      </w:r>
+      <w:r>
+        <mc:AlternateContent>
+          <mc:Choice Requires="wps">
+            <w:drawing>
+              <wp:anchor distT="0" distB="0" distL="0" distR="0" simplePos="0" relativeHeight="1" behindDoc="0" locked="0" layoutInCell="1" allowOverlap="1">
+                <wp:simplePos x="0" y="0"/>
+                <wp:positionH relativeFrom="column">
+                  <wp:posOffset>0</wp:posOffset>
+                </wp:positionH>
+                <wp:positionV relativeFrom="paragraph">
+                  <wp:posOffset>0</wp:posOffset>
+                </wp:positionV>
+                <wp:extent cx="2000000" cy="1500000"/>
+                <wp:wrapNone/>
+                <wp:docPr id="203" name="テキスト ボックス"/>
+                <a:graphic>
+                  <a:graphicData uri="http://schemas.microsoft.com/office/word/2010/wordprocessingShape">
+                    <wps:wsp>
+                      <wps:txbx>
+                        <w:txbxContent>
+                          <w:p>
+                            <w:pPr>
+                              <w:pStyle w:val="af5"/>
+                            </w:pPr>
+                            <w:r>
+                              <w:drawing>
+                                <wp:inline distT="0" distB="0" distL="0" distR="0">
+                                  <wp:extent cx="1800000" cy="1100000"/>
+                                  <wp:docPr id="204" name="図"/>
+                                  <a:graphic>
+                                    <a:graphicData uri="http://schemas.openxmlformats.org/drawingml/2006/picture">
+                                      <pic:pic>
+                                        <pic:nvPicPr>
+                                          <pic:cNvPr id="204" name="図"/>
+                                          <pic:cNvPicPr/>
+                                        </pic:nvPicPr>
+                                        <pic:blipFill>
+                                          <a:blip r:embed="rId902"/>
+                                          <a:stretch>
+                                            <a:fillRect/>
+                                          </a:stretch>
+                                        </pic:blipFill>
+                                        <pic:spPr>
+                                          <a:xfrm>
+                                            <a:off x="0" y="0"/>
+                                            <a:ext cx="1800000" cy="1100000"/>
+                                          </a:xfrm>
+                                          <a:prstGeom prst="rect">
+                                            <a:avLst/>
+                                          </a:prstGeom>
+                                        </pic:spPr>
+                                      </pic:pic>
+                                    </a:graphicData>
+                                  </a:graphic>
+                                </wp:inline>
+                              </w:drawing>
+                            </w:r>
+                          </w:p>
+                          <w:p>
+                            <w:pPr>
+                              <w:pStyle w:val="af5"/>
+                            </w:pPr>
+                            <w:r>
+                              <w:t>図3　テキストボックス内の画像</w:t>
+                            </w:r>
+                          </w:p>
+                        </w:txbxContent>
+                      </wps:txbx>
+                      <wps:bodyPr/>
+                    </wps:wsp>
+                  </a:graphicData>
+                </a:graphic>
+              </wp:anchor>
+            </w:drawing>
+          </mc:Choice>
+          <mc:Fallback>
+            <w:pict>
+              <v:shape>
+                <v:textbox>
+                  <w:txbxContent>
+                    <w:p>
+                      <w:pPr>
+                        <w:pStyle w:val="af5"/>
+                      </w:pPr>
+                      <w:r>
+                        <w:drawing>
+                          <wp:inline distT="0" distB="0" distL="0" distR="0">
+                            <wp:extent cx="1800000" cy="1100000"/>
+                            <wp:docPr id="204" name="図"/>
+                            <a:graphic>
+                              <a:graphicData uri="http://schemas.openxmlformats.org/drawingml/2006/picture">
+                                <pic:pic>
+                                  <pic:nvPicPr>
+                                    <pic:cNvPr id="204" name="図"/>
+                                    <pic:cNvPicPr/>
+                                  </pic:nvPicPr>
+                                  <pic:blipFill>
+                                    <a:blip r:embed="rId902"/>
+                                    <a:stretch>
+                                      <a:fillRect/>
+                                    </a:stretch>
+                                  </pic:blipFill>
+                                  <pic:spPr>
+                                    <a:xfrm>
+                                      <a:off x="0" y="0"/>
+                                      <a:ext cx="1800000" cy="1100000"/>
+                                    </a:xfrm>
+                                    <a:prstGeom prst="rect">
+                                      <a:avLst/>
+                                    </a:prstGeom>
+                                  </pic:spPr>
+                                </pic:pic>
+                              </a:graphicData>
+                            </a:graphic>
+                          </wp:inline>
+                        </w:drawing>
+                      </w:r>
+                    </w:p>
+                    <w:p>
+                      <w:pPr>
+                        <w:pStyle w:val="af5"/>
+                      </w:pPr>
+                      <w:r>
+                        <w:t>図3　テキストボックス内の画像</w:t>
+                      </w:r>
+                    </w:p>
+                  </w:txbxContent>
+                </v:textbox>
+              </v:shape>
+            </w:pict>
+          </mc:Fallback>
+        </mc:AlternateContent>
+      </w:r>
+    </w:p>
+    <w:p xmlns:a="http://schemas.openxmlformats.org/drawingml/2006/main">
+      <w:pPr>
+        <w:pStyle w:val="af5"/>
+      </w:pPr>
+      <w:r>
+        <w:t>表1はテキストボックス内の表の例。</w:t>
+      </w:r>
+      <w:r>
+        <mc:AlternateContent>
+          <mc:Choice Requires="wps">
+            <w:drawing>
+              <wp:anchor distT="0" distB="0" distL="0" distR="0" simplePos="0" relativeHeight="1" behindDoc="0" locked="0" layoutInCell="1" allowOverlap="1">
+                <wp:simplePos x="0" y="0"/>
+                <wp:positionH relativeFrom="column">
+                  <wp:posOffset>0</wp:posOffset>
+                </wp:positionH>
+                <wp:positionV relativeFrom="paragraph">
+                  <wp:posOffset>0</wp:posOffset>
+                </wp:positionV>
+                <wp:extent cx="2000000" cy="1000000"/>
+                <wp:wrapNone/>
+                <wp:docPr id="205" name="テキスト ボックス"/>
+                <a:graphic>
+                  <a:graphicData uri="http://schemas.microsoft.com/office/word/2010/wordprocessingShape">
+                    <wps:wsp>
+                      <wps:txbx>
+                        <w:txbxContent>
+                          <w:p>
+                            <w:pPr>
+                              <w:pStyle w:val="af5"/>
+                            </w:pPr>
+                            <w:r>
+                              <w:t>表1　テキストボックス内の表</w:t>
+                            </w:r>
+                          </w:p>
+                          <w:tbl>
+                            <w:tblPr>
+                              <w:tblStyle w:val="a5"/>
+                              <w:tblW w:w="0" w:type="auto"/>
+                            </w:tblPr>
+                            <w:tblGrid>
+                              <w:gridCol w:w="2000"/>
+                              <w:gridCol w:w="2000"/>
+                            </w:tblGrid>
+                            <w:tr>
+                              <w:tc>
+                                <w:tcPr>
+                                  <w:tcW w:w="2000" w:type="dxa"/>
+                                </w:tcPr>
+                                <w:p>
+                                  <w:pPr>
+                                    <w:pStyle w:val="af5"/>
+                                  </w:pPr>
+                                  <w:r>
+                                    <w:t>観点</w:t>
+                                  </w:r>
+                                </w:p>
+                              </w:tc>
+                              <w:tc>
+                                <w:tcPr>
+                                  <w:tcW w:w="2000" w:type="dxa"/>
+                                </w:tcPr>
+                                <w:p>
+                                  <w:pPr>
+                                    <w:pStyle w:val="af5"/>
+                                  </w:pPr>
+                                  <w:r>
+                                    <w:t>内容</w:t>
+                                  </w:r>
+                                </w:p>
+                              </w:tc>
+                            </w:tr>
+                            <w:tr>
+                              <w:tc>
+                                <w:tcPr>
+                                  <w:tcW w:w="2000" w:type="dxa"/>
+                                </w:tcPr>
+                                <w:p>
+                                  <w:pPr>
+                                    <w:pStyle w:val="af5"/>
+                                  </w:pPr>
+                                  <w:r>
+                                    <w:t>論証</w:t>
+                                  </w:r>
+                                </w:p>
+                              </w:tc>
+                              <w:tc>
+                                <w:tcPr>
+                                  <w:tcW w:w="2000" w:type="dxa"/>
+                                </w:tcPr>
+                                <w:p>
+                                  <w:pPr>
+                                    <w:pStyle w:val="af5"/>
+                                  </w:pPr>
+                                  <w:r>
+                                    <w:t>根拠を示す</w:t>
+                                  </w:r>
+                                </w:p>
+                              </w:tc>
+                            </w:tr>
+                          </w:tbl>
+                        </w:txbxContent>
+                      </wps:txbx>
+                      <wps:bodyPr/>
+                    </wps:wsp>
+                  </a:graphicData>
+                </a:graphic>
+              </wp:anchor>
+            </w:drawing>
+          </mc:Choice>
+          <mc:Fallback>
+            <w:pict>
+              <v:shape>
+                <v:textbox>
+                  <w:txbxContent>
+                    <w:p>
+                      <w:pPr>
+                        <w:pStyle w:val="af5"/>
+                      </w:pPr>
+                      <w:r>
+                        <w:t>表1　テキストボックス内の表</w:t>
+                      </w:r>
+                    </w:p>
+                    <w:tbl>
+                      <w:tblPr>
+                        <w:tblStyle w:val="a5"/>
+                        <w:tblW w:w="0" w:type="auto"/>
+                      </w:tblPr>
+                      <w:tblGrid>
+                        <w:gridCol w:w="2000"/>
+                        <w:gridCol w:w="2000"/>
+                      </w:tblGrid>
+                      <w:tr>
+                        <w:tc>
+                          <w:tcPr>
+                            <w:tcW w:w="2000" w:type="dxa"/>
+                          </w:tcPr>
+                          <w:p>
+                            <w:pPr>
+                              <w:pStyle w:val="af5"/>
+                            </w:pPr>
+                            <w:r>
+                              <w:t>観点</w:t>
+                            </w:r>
+                          </w:p>
+                        </w:tc>
+                        <w:tc>
+                          <w:tcPr>
+                            <w:tcW w:w="2000" w:type="dxa"/>
+                          </w:tcPr>
+                          <w:p>
+                            <w:pPr>
+                              <w:pStyle w:val="af5"/>
+                            </w:pPr>
+                            <w:r>
+                              <w:t>内容</w:t>
+                            </w:r>
+                          </w:p>
+                        </w:tc>
+                      </w:tr>
+                      <w:tr>
+                        <w:tc>
+                          <w:tcPr>
+                            <w:tcW w:w="2000" w:type="dxa"/>
+                          </w:tcPr>
+                          <w:p>
+                            <w:pPr>
+                              <w:pStyle w:val="af5"/>
+                            </w:pPr>
+                            <w:r>
+                              <w:t>論証</w:t>
+                            </w:r>
+                          </w:p>
+                        </w:tc>
+                        <w:tc>
+                          <w:tcPr>
+                            <w:tcW w:w="2000" w:type="dxa"/>
+                          </w:tcPr>
+                          <w:p>
+                            <w:pPr>
+                              <w:pStyle w:val="af5"/>
+                            </w:pPr>
+                            <w:r>
+                              <w:t>根拠を示す</w:t>
+                            </w:r>
+                          </w:p>
+                        </w:tc>
+                      </w:tr>
+                    </w:tbl>
                   </w:txbxContent>
                 </v:textbox>
               </v:shape>

--- a/tests/fixtures/sample_edge.docx
+++ b/tests/fixtures/sample_edge.docx
@@ -280,7 +280,7 @@
                 </wp:positionV>
                 <wp:extent cx="2000000" cy="500000"/>
                 <wp:wrapNone/>
-                <wp:docPr id="201" name="テキスト ボックス"/>
+                <wp:docPr id="201" name="図形 201"/>
                 <a:graphic>
                   <a:graphicData uri="http://schemas.microsoft.com/office/word/2010/wordprocessingShape">
                     <wps:wsp>
@@ -345,7 +345,7 @@
                 </wp:positionV>
                 <wp:extent cx="2000000" cy="1200000"/>
                 <wp:wrapNone/>
-                <wp:docPr id="202" name="テキスト ボックス"/>
+                <wp:docPr id="202" name="図形 202"/>
                 <a:graphic>
                   <a:graphicData uri="http://schemas.microsoft.com/office/word/2010/wordprocessingShape">
                     <wps:wsp>
@@ -488,7 +488,7 @@
                 </wp:positionV>
                 <wp:extent cx="2000000" cy="1500000"/>
                 <wp:wrapNone/>
-                <wp:docPr id="203" name="テキスト ボックス"/>
+                <wp:docPr id="203" name="図形 203"/>
                 <a:graphic>
                   <a:graphicData uri="http://schemas.microsoft.com/office/word/2010/wordprocessingShape">
                     <wps:wsp>
@@ -629,7 +629,7 @@
                 </wp:positionV>
                 <wp:extent cx="2000000" cy="1000000"/>
                 <wp:wrapNone/>
-                <wp:docPr id="205" name="テキスト ボックス"/>
+                <wp:docPr id="205" name="図形 205"/>
                 <a:graphic>
                   <a:graphicData uri="http://schemas.microsoft.com/office/word/2010/wordprocessingShape">
                     <wps:wsp>
